--- a/evidence-templates/B2.1_SolutionDesign_CFS_v1.docx
+++ b/evidence-templates/B2.1_SolutionDesign_CFS_v1.docx
@@ -1245,7 +1245,7 @@
         <w:br/>
         <w:t>• VNet Peering: Bidirectional peering between hub and spoke; Gateway Transit enabled on hub.</w:t>
         <w:br/>
-        <w:t>• Global Edge: Azure Front Door Standard + WAF in front of App Gateway for global delivery.</w:t>
+        <w:t>• Global Edge: Azure Front Door Premium + WAF in front of App Gateway for global delivery.</w:t>
       </w:r>
     </w:p>
     <w:p>
@@ -2419,6 +2419,134 @@
           </w:p>
         </w:tc>
       </w:tr>
+      <w:tr>
+        <w:tc>
+          <w:tcPr>
+            <w:tcW w:type="dxa" w:w="1806"/>
+            <w:tcBorders>
+              <w:top w:val="single" w:sz="4" w:space="0" w:color="BBBBBB"/>
+              <w:left w:val="single" w:sz="4" w:space="0" w:color="BBBBBB"/>
+              <w:bottom w:val="single" w:sz="4" w:space="0" w:color="BBBBBB"/>
+              <w:right w:val="single" w:sz="4" w:space="0" w:color="BBBBBB"/>
+            </w:tcBorders>
+            <w:vAlign w:val="top"/>
+          </w:tcPr>
+          <w:p>
+            <w:pPr>
+              <w:jc w:val="left"/>
+            </w:pPr>
+            <w:r/>
+            <w:r>
+              <w:rPr>
+                <w:b w:val="0"/>
+                <w:sz w:val="18"/>
+              </w:rPr>
+            </w:r>
+          </w:p>
+        </w:tc>
+        <w:tc>
+          <w:tcPr>
+            <w:tcW w:type="dxa" w:w="1806"/>
+            <w:tcBorders>
+              <w:top w:val="single" w:sz="4" w:space="0" w:color="BBBBBB"/>
+              <w:left w:val="single" w:sz="4" w:space="0" w:color="BBBBBB"/>
+              <w:bottom w:val="single" w:sz="4" w:space="0" w:color="BBBBBB"/>
+              <w:right w:val="single" w:sz="4" w:space="0" w:color="BBBBBB"/>
+            </w:tcBorders>
+            <w:vAlign w:val="top"/>
+          </w:tcPr>
+          <w:p>
+            <w:pPr>
+              <w:jc w:val="left"/>
+            </w:pPr>
+            <w:r>
+              <w:t>AppGatewayPrivateLinkSubnet</w:t>
+            </w:r>
+            <w:r>
+              <w:rPr>
+                <w:b w:val="0"/>
+                <w:sz w:val="18"/>
+              </w:rPr>
+            </w:r>
+          </w:p>
+        </w:tc>
+        <w:tc>
+          <w:tcPr>
+            <w:tcW w:type="dxa" w:w="1806"/>
+            <w:tcBorders>
+              <w:top w:val="single" w:sz="4" w:space="0" w:color="BBBBBB"/>
+              <w:left w:val="single" w:sz="4" w:space="0" w:color="BBBBBB"/>
+              <w:bottom w:val="single" w:sz="4" w:space="0" w:color="BBBBBB"/>
+              <w:right w:val="single" w:sz="4" w:space="0" w:color="BBBBBB"/>
+            </w:tcBorders>
+            <w:vAlign w:val="top"/>
+          </w:tcPr>
+          <w:p>
+            <w:pPr>
+              <w:jc w:val="left"/>
+            </w:pPr>
+            <w:r>
+              <w:t>10.1.4.0/24</w:t>
+            </w:r>
+            <w:r>
+              <w:rPr>
+                <w:b w:val="0"/>
+                <w:sz w:val="18"/>
+              </w:rPr>
+            </w:r>
+          </w:p>
+        </w:tc>
+        <w:tc>
+          <w:tcPr>
+            <w:tcW w:type="dxa" w:w="1806"/>
+            <w:tcBorders>
+              <w:top w:val="single" w:sz="4" w:space="0" w:color="BBBBBB"/>
+              <w:left w:val="single" w:sz="4" w:space="0" w:color="BBBBBB"/>
+              <w:bottom w:val="single" w:sz="4" w:space="0" w:color="BBBBBB"/>
+              <w:right w:val="single" w:sz="4" w:space="0" w:color="BBBBBB"/>
+            </w:tcBorders>
+            <w:vAlign w:val="top"/>
+          </w:tcPr>
+          <w:p>
+            <w:pPr>
+              <w:jc w:val="left"/>
+            </w:pPr>
+            <w:r/>
+            <w:r>
+              <w:rPr>
+                <w:b w:val="0"/>
+                <w:sz w:val="18"/>
+              </w:rPr>
+            </w:r>
+          </w:p>
+        </w:tc>
+        <w:tc>
+          <w:tcPr>
+            <w:tcW w:type="dxa" w:w="1806"/>
+            <w:tcBorders>
+              <w:top w:val="single" w:sz="4" w:space="0" w:color="BBBBBB"/>
+              <w:left w:val="single" w:sz="4" w:space="0" w:color="BBBBBB"/>
+              <w:bottom w:val="single" w:sz="4" w:space="0" w:color="BBBBBB"/>
+              <w:right w:val="single" w:sz="4" w:space="0" w:color="BBBBBB"/>
+            </w:tcBorders>
+            <w:vAlign w:val="top"/>
+          </w:tcPr>
+          <w:p>
+            <w:pPr>
+              <w:jc w:val="left"/>
+            </w:pPr>
+            <w:r>
+              <w:t>Front Door Premium Private Link to App Gateway (network policies disabled)</w:t>
+            </w:r>
+            <w:r>
+              <w:rPr>
+                <w:b w:val="0"/>
+                <w:sz w:val="18"/>
+              </w:rPr>
+            </w:r>
+          </w:p>
+        </w:tc>
+      </w:tr>
     </w:tbl>
     <w:p/>
     <w:p>
@@ -2731,7 +2859,7 @@
                 <w:b w:val="0"/>
                 <w:sz w:val="18"/>
               </w:rPr>
-              <w:t>Azure Firewall (Standard)</w:t>
+              <w:t>Azure Firewall (Premium)</w:t>
             </w:r>
           </w:p>
         </w:tc>
@@ -2831,7 +2959,7 @@
                 <w:b w:val="0"/>
                 <w:sz w:val="18"/>
               </w:rPr>
-              <w:t>cfs-hub-fw-swc | SKU: Standard | AZs: 1,2,3</w:t>
+              <w:t>cfs-hub-fw-swc | SKU: Premium (IDPS Deny) | AZs: 1,2,3</w:t>
             </w:r>
           </w:p>
         </w:tc>
@@ -3339,7 +3467,7 @@
                 <w:b w:val="0"/>
                 <w:sz w:val="18"/>
               </w:rPr>
-              <w:t>cfs-app-ilb-swc | Frontend: 10.1.3.4</w:t>
+              <w:t>cfs-app-ilb-swc | Frontend: 10.1.3.10</w:t>
             </w:r>
           </w:p>
         </w:tc>
@@ -3493,7 +3621,7 @@
                 <w:b w:val="0"/>
                 <w:sz w:val="18"/>
               </w:rPr>
-              <w:t>Azure Front Door Standard + WAF</w:t>
+              <w:t>Azure Front Door Premium + WAF</w:t>
             </w:r>
           </w:p>
         </w:tc>
@@ -3543,7 +3671,7 @@
                 <w:b w:val="0"/>
                 <w:sz w:val="18"/>
               </w:rPr>
-              <w:t>Global anycast HTTP/S delivery. WAF policy. Health-based routing to App Gateway origin.</w:t>
+              <w:t>Global anycast HTTP/S delivery. WAF policy. Health-based routing to the App Gateway origin over Private Link (Premium).</w:t>
             </w:r>
           </w:p>
         </w:tc>
@@ -3593,7 +3721,7 @@
                 <w:b w:val="0"/>
                 <w:sz w:val="18"/>
               </w:rPr>
-              <w:t>cfs-edge-afd-swc | Origin: App Gateway listener</w:t>
+              <w:t>cfs-edge-afd-swc | Origin: App Gateway via Private Link (approved post-deploy)</w:t>
             </w:r>
           </w:p>
         </w:tc>
@@ -5285,7 +5413,7 @@
                 <w:b w:val="0"/>
                 <w:sz w:val="18"/>
               </w:rPr>
-              <w:t>ILB frontend: 10.1.3.4</w:t>
+              <w:t>ILB frontend: 10.1.3.10</w:t>
             </w:r>
           </w:p>
         </w:tc>
@@ -7336,7 +7464,7 @@
         <w:rPr>
           <w:sz w:val="18"/>
         </w:rPr>
-        <w:t>Azure Firewall Standard (not Premium) — IDPS not tested.</w:t>
+        <w:t>Azure Firewall Premium with IDPS in Deny mode — network anomaly detection enforced (PSD2 Art. 95).</w:t>
       </w:r>
     </w:p>
     <w:p>
@@ -7435,7 +7563,7 @@
         <w:rPr>
           <w:sz w:val="18"/>
         </w:rPr>
-        <w:t>Azure Firewall Premium / IDPS (noted as upgrade path).</w:t>
+        <w:t>TLS inspection on Azure Firewall Premium (design-only upgrade — needs a customer intermediate CA certificate).</w:t>
       </w:r>
     </w:p>
     <w:p>
